--- a/制作ノート_25000_yourname.docx
+++ b/制作ノート_25000_yourname.docx
@@ -248,11 +248,19 @@
         </w:rPr>
         <w:t>7月</w:t>
       </w:r>
-      <w:r>
-        <w:rPr>
-          <w:rFonts w:ascii="ＭＳ Ｐ明朝" w:eastAsia="ＭＳ Ｐ明朝" w:hAnsi="ＭＳ Ｐ明朝"/>
-        </w:rPr>
-        <w:t>igmaを使って、制作物のワイヤフレームを作成する</w:t>
+      <w:proofErr w:type="spellStart"/>
+      <w:r>
+        <w:rPr>
+          <w:rFonts w:ascii="ＭＳ Ｐ明朝" w:eastAsia="ＭＳ Ｐ明朝" w:hAnsi="ＭＳ Ｐ明朝"/>
+        </w:rPr>
+        <w:t>igma</w:t>
+      </w:r>
+      <w:proofErr w:type="spellEnd"/>
+      <w:r>
+        <w:rPr>
+          <w:rFonts w:ascii="ＭＳ Ｐ明朝" w:eastAsia="ＭＳ Ｐ明朝" w:hAnsi="ＭＳ Ｐ明朝"/>
+        </w:rPr>
+        <w:t>を使って、制作物のワイヤフレームを作成する</w:t>
       </w:r>
     </w:p>
     <w:p>
@@ -294,9 +302,9 @@
       </w:r>
       <w:r>
         <w:rPr>
-          <w:rFonts w:ascii="ＭＳ Ｐ明朝" w:eastAsia="ＭＳ Ｐ明朝" w:hAnsi="ＭＳ Ｐ明朝" w:hint="eastAsia"/>
-        </w:rPr>
-        <w:t>サイトを作成する</w:t>
+          <w:rFonts w:ascii="ＭＳ Ｐ明朝" w:eastAsia="ＭＳ Ｐ明朝" w:hAnsi="ＭＳ Ｐ明朝"/>
+        </w:rPr>
+        <w:t>ページの実装</w:t>
       </w:r>
     </w:p>
     <w:p>
@@ -311,11 +319,17 @@
         </w:rPr>
         <w:t>１０月</w:t>
       </w:r>
-    </w:p>
-    <w:p>
-      <w:pPr>
-        <w:rPr>
-          <w:rFonts w:ascii="ＭＳ Ｐ明朝" w:eastAsia="ＭＳ Ｐ明朝" w:hAnsi="ＭＳ Ｐ明朝"/>
+      <w:r>
+        <w:rPr>
+          <w:rFonts w:ascii="ＭＳ Ｐ明朝" w:eastAsia="ＭＳ Ｐ明朝" w:hAnsi="ＭＳ Ｐ明朝" w:hint="eastAsia"/>
+        </w:rPr>
+        <w:t>見やすいようになど考えながら改善</w:t>
+      </w:r>
+    </w:p>
+    <w:p>
+      <w:pPr>
+        <w:rPr>
+          <w:rFonts w:ascii="ＭＳ Ｐ明朝" w:eastAsia="ＭＳ Ｐ明朝" w:hAnsi="ＭＳ Ｐ明朝" w:hint="eastAsia"/>
         </w:rPr>
       </w:pPr>
       <w:r>
@@ -324,6 +338,12 @@
         </w:rPr>
         <w:t>11月</w:t>
       </w:r>
+      <w:r>
+        <w:rPr>
+          <w:rFonts w:ascii="ＭＳ Ｐ明朝" w:eastAsia="ＭＳ Ｐ明朝" w:hAnsi="ＭＳ Ｐ明朝" w:hint="eastAsia"/>
+        </w:rPr>
+        <w:t>先生からの意見をもらいながら改善</w:t>
+      </w:r>
     </w:p>
     <w:p>
       <w:pPr>
@@ -336,6 +356,12 @@
           <w:rFonts w:ascii="ＭＳ Ｐ明朝" w:eastAsia="ＭＳ Ｐ明朝" w:hAnsi="ＭＳ Ｐ明朝" w:hint="eastAsia"/>
         </w:rPr>
         <w:t>12月</w:t>
+      </w:r>
+      <w:r>
+        <w:rPr>
+          <w:rFonts w:ascii="ＭＳ Ｐ明朝" w:eastAsia="ＭＳ Ｐ明朝" w:hAnsi="ＭＳ Ｐ明朝"/>
+        </w:rPr>
+        <w:t>制作物のレビュー</w:t>
       </w:r>
     </w:p>
     <w:p>
@@ -1125,7 +1151,6 @@
   <w:style w:type="character" w:default="1" w:styleId="a0">
     <w:name w:val="Default Paragraph Font"/>
     <w:uiPriority w:val="1"/>
-    <w:semiHidden/>
     <w:unhideWhenUsed/>
   </w:style>
   <w:style w:type="table" w:default="1" w:styleId="a1">
